--- a/Docs/12_[KLTN - 86] ProjectConfigurationManagement.docx
+++ b/Docs/12_[KLTN - 86] ProjectConfigurationManagement.docx
@@ -3893,12 +3893,10 @@
     <w:sdt>
       <w:sdtPr>
         <w:rPr>
-          <w:rFonts w:asciiTheme="minorHAnsi" w:eastAsiaTheme="minorHAnsi" w:hAnsiTheme="minorHAnsi" w:cstheme="minorBidi"/>
+          <w:rFonts w:ascii="Times New Roman" w:eastAsiaTheme="minorHAnsi" w:hAnsi="Times New Roman" w:cs="Times New Roman"/>
           <w:b w:val="0"/>
           <w:bCs w:val="0"/>
           <w:color w:val="auto"/>
-          <w:sz w:val="22"/>
-          <w:szCs w:val="22"/>
           <w:lang w:eastAsia="en-US"/>
         </w:rPr>
         <w:id w:val="-166799915"/>
@@ -3910,12 +3908,15 @@
       <w:sdtEndPr>
         <w:rPr>
           <w:noProof/>
+          <w:sz w:val="22"/>
+          <w:szCs w:val="22"/>
         </w:rPr>
       </w:sdtEndPr>
       <w:sdtContent>
         <w:p>
           <w:pPr>
             <w:pStyle w:val="TOCHeading"/>
+            <w:spacing w:before="0" w:line="360" w:lineRule="auto"/>
             <w:jc w:val="center"/>
             <w:rPr>
               <w:rFonts w:ascii="Times New Roman" w:hAnsi="Times New Roman" w:cs="Times New Roman"/>
@@ -3937,27 +3938,42 @@
         <w:p>
           <w:pPr>
             <w:pStyle w:val="TOC1"/>
-            <w:tabs>
-              <w:tab w:val="clear" w:pos="9678"/>
-              <w:tab w:val="right" w:leader="dot" w:pos="9072"/>
-            </w:tabs>
+            <w:spacing w:after="0" w:line="360" w:lineRule="auto"/>
             <w:rPr>
               <w:rFonts w:ascii="Times New Roman" w:eastAsiaTheme="minorEastAsia" w:hAnsi="Times New Roman" w:cs="Times New Roman"/>
               <w:noProof/>
+              <w:kern w:val="2"/>
+              <w:sz w:val="26"/>
+              <w:szCs w:val="26"/>
+              <w:lang w:eastAsia="zh-CN"/>
+              <w14:ligatures w14:val="standardContextual"/>
+            </w:rPr>
+          </w:pPr>
+          <w:r>
+            <w:rPr>
+              <w:rFonts w:ascii="Times New Roman" w:hAnsi="Times New Roman" w:cs="Times New Roman"/>
               <w:sz w:val="26"/>
               <w:szCs w:val="26"/>
             </w:rPr>
-          </w:pPr>
-          <w:r>
             <w:fldChar w:fldCharType="begin"/>
           </w:r>
           <w:r>
+            <w:rPr>
+              <w:rFonts w:ascii="Times New Roman" w:hAnsi="Times New Roman" w:cs="Times New Roman"/>
+              <w:sz w:val="26"/>
+              <w:szCs w:val="26"/>
+            </w:rPr>
             <w:instrText xml:space="preserve"> TOC \o "1-3" \h \z \u </w:instrText>
           </w:r>
           <w:r>
+            <w:rPr>
+              <w:rFonts w:ascii="Times New Roman" w:hAnsi="Times New Roman" w:cs="Times New Roman"/>
+              <w:sz w:val="26"/>
+              <w:szCs w:val="26"/>
+            </w:rPr>
             <w:fldChar w:fldCharType="separate"/>
           </w:r>
-          <w:hyperlink w:anchor="_Toc71666261" w:history="1">
+          <w:hyperlink w:anchor="_Toc229231200" w:history="1">
             <w:r>
               <w:rPr>
                 <w:rStyle w:val="Hyperlink"/>
@@ -3972,8 +3988,11 @@
               <w:rPr>
                 <w:rFonts w:ascii="Times New Roman" w:eastAsiaTheme="minorEastAsia" w:hAnsi="Times New Roman" w:cs="Times New Roman"/>
                 <w:noProof/>
-                <w:sz w:val="26"/>
-                <w:szCs w:val="26"/>
+                <w:kern w:val="2"/>
+                <w:sz w:val="26"/>
+                <w:szCs w:val="26"/>
+                <w:lang w:eastAsia="zh-CN"/>
+                <w14:ligatures w14:val="standardContextual"/>
               </w:rPr>
               <w:tab/>
             </w:r>
@@ -4015,7 +4034,7 @@
                 <w:sz w:val="26"/>
                 <w:szCs w:val="26"/>
               </w:rPr>
-              <w:instrText xml:space="preserve"> PAGEREF _Toc71666261 \h </w:instrText>
+              <w:instrText xml:space="preserve"> PAGEREF _Toc229231200 \h </w:instrText>
             </w:r>
             <w:r>
               <w:rPr>
@@ -4044,7 +4063,7 @@
                 <w:sz w:val="26"/>
                 <w:szCs w:val="26"/>
               </w:rPr>
-              <w:t>5</w:t>
+              <w:t>1</w:t>
             </w:r>
             <w:r>
               <w:rPr>
@@ -4062,17 +4081,22 @@
           <w:pPr>
             <w:pStyle w:val="TOC2"/>
             <w:tabs>
-              <w:tab w:val="clear" w:pos="9678"/>
-              <w:tab w:val="right" w:leader="dot" w:pos="9072"/>
+              <w:tab w:val="clear" w:pos="709"/>
+              <w:tab w:val="left" w:pos="426"/>
             </w:tabs>
+            <w:spacing w:after="0" w:line="360" w:lineRule="auto"/>
+            <w:ind w:left="0"/>
             <w:rPr>
               <w:rFonts w:ascii="Times New Roman" w:eastAsiaTheme="minorEastAsia" w:hAnsi="Times New Roman" w:cs="Times New Roman"/>
               <w:noProof/>
+              <w:kern w:val="2"/>
               <w:sz w:val="26"/>
               <w:szCs w:val="26"/>
+              <w:lang w:eastAsia="zh-CN"/>
+              <w14:ligatures w14:val="standardContextual"/>
             </w:rPr>
           </w:pPr>
-          <w:hyperlink w:anchor="_Toc71666262" w:history="1">
+          <w:hyperlink w:anchor="_Toc229231201" w:history="1">
             <w:r>
               <w:rPr>
                 <w:rStyle w:val="Hyperlink"/>
@@ -4087,8 +4111,11 @@
               <w:rPr>
                 <w:rFonts w:ascii="Times New Roman" w:eastAsiaTheme="minorEastAsia" w:hAnsi="Times New Roman" w:cs="Times New Roman"/>
                 <w:noProof/>
-                <w:sz w:val="26"/>
-                <w:szCs w:val="26"/>
+                <w:kern w:val="2"/>
+                <w:sz w:val="26"/>
+                <w:szCs w:val="26"/>
+                <w:lang w:eastAsia="zh-CN"/>
+                <w14:ligatures w14:val="standardContextual"/>
               </w:rPr>
               <w:tab/>
             </w:r>
@@ -4130,7 +4157,7 @@
                 <w:sz w:val="26"/>
                 <w:szCs w:val="26"/>
               </w:rPr>
-              <w:instrText xml:space="preserve"> PAGEREF _Toc71666262 \h </w:instrText>
+              <w:instrText xml:space="preserve"> PAGEREF _Toc229231201 \h </w:instrText>
             </w:r>
             <w:r>
               <w:rPr>
@@ -4159,7 +4186,7 @@
                 <w:sz w:val="26"/>
                 <w:szCs w:val="26"/>
               </w:rPr>
-              <w:t>5</w:t>
+              <w:t>1</w:t>
             </w:r>
             <w:r>
               <w:rPr>
@@ -4177,17 +4204,22 @@
           <w:pPr>
             <w:pStyle w:val="TOC2"/>
             <w:tabs>
-              <w:tab w:val="clear" w:pos="9678"/>
-              <w:tab w:val="right" w:leader="dot" w:pos="9072"/>
+              <w:tab w:val="clear" w:pos="709"/>
+              <w:tab w:val="left" w:pos="426"/>
             </w:tabs>
+            <w:spacing w:after="0" w:line="360" w:lineRule="auto"/>
+            <w:ind w:left="0"/>
             <w:rPr>
               <w:rFonts w:ascii="Times New Roman" w:eastAsiaTheme="minorEastAsia" w:hAnsi="Times New Roman" w:cs="Times New Roman"/>
               <w:noProof/>
+              <w:kern w:val="2"/>
               <w:sz w:val="26"/>
               <w:szCs w:val="26"/>
+              <w:lang w:eastAsia="zh-CN"/>
+              <w14:ligatures w14:val="standardContextual"/>
             </w:rPr>
           </w:pPr>
-          <w:hyperlink w:anchor="_Toc71666263" w:history="1">
+          <w:hyperlink w:anchor="_Toc229231202" w:history="1">
             <w:r>
               <w:rPr>
                 <w:rStyle w:val="Hyperlink"/>
@@ -4202,8 +4234,11 @@
               <w:rPr>
                 <w:rFonts w:ascii="Times New Roman" w:eastAsiaTheme="minorEastAsia" w:hAnsi="Times New Roman" w:cs="Times New Roman"/>
                 <w:noProof/>
-                <w:sz w:val="26"/>
-                <w:szCs w:val="26"/>
+                <w:kern w:val="2"/>
+                <w:sz w:val="26"/>
+                <w:szCs w:val="26"/>
+                <w:lang w:eastAsia="zh-CN"/>
+                <w14:ligatures w14:val="standardContextual"/>
               </w:rPr>
               <w:tab/>
             </w:r>
@@ -4245,7 +4280,7 @@
                 <w:sz w:val="26"/>
                 <w:szCs w:val="26"/>
               </w:rPr>
-              <w:instrText xml:space="preserve"> PAGEREF _Toc71666263 \h </w:instrText>
+              <w:instrText xml:space="preserve"> PAGEREF _Toc229231202 \h </w:instrText>
             </w:r>
             <w:r>
               <w:rPr>
@@ -4274,7 +4309,7 @@
                 <w:sz w:val="26"/>
                 <w:szCs w:val="26"/>
               </w:rPr>
-              <w:t>5</w:t>
+              <w:t>1</w:t>
             </w:r>
             <w:r>
               <w:rPr>
@@ -4292,17 +4327,20 @@
           <w:pPr>
             <w:pStyle w:val="TOC1"/>
             <w:tabs>
-              <w:tab w:val="clear" w:pos="9678"/>
-              <w:tab w:val="right" w:leader="dot" w:pos="9072"/>
+              <w:tab w:val="left" w:pos="426"/>
             </w:tabs>
+            <w:spacing w:after="0" w:line="360" w:lineRule="auto"/>
             <w:rPr>
               <w:rFonts w:ascii="Times New Roman" w:eastAsiaTheme="minorEastAsia" w:hAnsi="Times New Roman" w:cs="Times New Roman"/>
               <w:noProof/>
+              <w:kern w:val="2"/>
               <w:sz w:val="26"/>
               <w:szCs w:val="26"/>
+              <w:lang w:eastAsia="zh-CN"/>
+              <w14:ligatures w14:val="standardContextual"/>
             </w:rPr>
           </w:pPr>
-          <w:hyperlink w:anchor="_Toc71666264" w:history="1">
+          <w:hyperlink w:anchor="_Toc229231203" w:history="1">
             <w:r>
               <w:rPr>
                 <w:rStyle w:val="Hyperlink"/>
@@ -4317,8 +4355,11 @@
               <w:rPr>
                 <w:rFonts w:ascii="Times New Roman" w:eastAsiaTheme="minorEastAsia" w:hAnsi="Times New Roman" w:cs="Times New Roman"/>
                 <w:noProof/>
-                <w:sz w:val="26"/>
-                <w:szCs w:val="26"/>
+                <w:kern w:val="2"/>
+                <w:sz w:val="26"/>
+                <w:szCs w:val="26"/>
+                <w:lang w:eastAsia="zh-CN"/>
+                <w14:ligatures w14:val="standardContextual"/>
               </w:rPr>
               <w:tab/>
             </w:r>
@@ -4360,7 +4401,7 @@
                 <w:sz w:val="26"/>
                 <w:szCs w:val="26"/>
               </w:rPr>
-              <w:instrText xml:space="preserve"> PAGEREF _Toc71666264 \h </w:instrText>
+              <w:instrText xml:space="preserve"> PAGEREF _Toc229231203 \h </w:instrText>
             </w:r>
             <w:r>
               <w:rPr>
@@ -4389,7 +4430,7 @@
                 <w:sz w:val="26"/>
                 <w:szCs w:val="26"/>
               </w:rPr>
-              <w:t>5</w:t>
+              <w:t>1</w:t>
             </w:r>
             <w:r>
               <w:rPr>
@@ -4407,17 +4448,22 @@
           <w:pPr>
             <w:pStyle w:val="TOC2"/>
             <w:tabs>
-              <w:tab w:val="clear" w:pos="9678"/>
-              <w:tab w:val="right" w:leader="dot" w:pos="9072"/>
+              <w:tab w:val="clear" w:pos="709"/>
+              <w:tab w:val="left" w:pos="426"/>
             </w:tabs>
+            <w:spacing w:after="0" w:line="360" w:lineRule="auto"/>
+            <w:ind w:left="0"/>
             <w:rPr>
               <w:rFonts w:ascii="Times New Roman" w:eastAsiaTheme="minorEastAsia" w:hAnsi="Times New Roman" w:cs="Times New Roman"/>
               <w:noProof/>
+              <w:kern w:val="2"/>
               <w:sz w:val="26"/>
               <w:szCs w:val="26"/>
+              <w:lang w:eastAsia="zh-CN"/>
+              <w14:ligatures w14:val="standardContextual"/>
             </w:rPr>
           </w:pPr>
-          <w:hyperlink w:anchor="_Toc71666265" w:history="1">
+          <w:hyperlink w:anchor="_Toc229231204" w:history="1">
             <w:r>
               <w:rPr>
                 <w:rStyle w:val="Hyperlink"/>
@@ -4432,8 +4478,11 @@
               <w:rPr>
                 <w:rFonts w:ascii="Times New Roman" w:eastAsiaTheme="minorEastAsia" w:hAnsi="Times New Roman" w:cs="Times New Roman"/>
                 <w:noProof/>
-                <w:sz w:val="26"/>
-                <w:szCs w:val="26"/>
+                <w:kern w:val="2"/>
+                <w:sz w:val="26"/>
+                <w:szCs w:val="26"/>
+                <w:lang w:eastAsia="zh-CN"/>
+                <w14:ligatures w14:val="standardContextual"/>
               </w:rPr>
               <w:tab/>
             </w:r>
@@ -4475,7 +4524,7 @@
                 <w:sz w:val="26"/>
                 <w:szCs w:val="26"/>
               </w:rPr>
-              <w:instrText xml:space="preserve"> PAGEREF _Toc71666265 \h </w:instrText>
+              <w:instrText xml:space="preserve"> PAGEREF _Toc229231204 \h </w:instrText>
             </w:r>
             <w:r>
               <w:rPr>
@@ -4504,7 +4553,7 @@
                 <w:sz w:val="26"/>
                 <w:szCs w:val="26"/>
               </w:rPr>
-              <w:t>5</w:t>
+              <w:t>1</w:t>
             </w:r>
             <w:r>
               <w:rPr>
@@ -4522,17 +4571,22 @@
           <w:pPr>
             <w:pStyle w:val="TOC2"/>
             <w:tabs>
-              <w:tab w:val="clear" w:pos="9678"/>
-              <w:tab w:val="right" w:leader="dot" w:pos="9072"/>
+              <w:tab w:val="clear" w:pos="709"/>
+              <w:tab w:val="left" w:pos="426"/>
             </w:tabs>
+            <w:spacing w:after="0" w:line="360" w:lineRule="auto"/>
+            <w:ind w:left="0"/>
             <w:rPr>
               <w:rFonts w:ascii="Times New Roman" w:eastAsiaTheme="minorEastAsia" w:hAnsi="Times New Roman" w:cs="Times New Roman"/>
               <w:noProof/>
+              <w:kern w:val="2"/>
               <w:sz w:val="26"/>
               <w:szCs w:val="26"/>
+              <w:lang w:eastAsia="zh-CN"/>
+              <w14:ligatures w14:val="standardContextual"/>
             </w:rPr>
           </w:pPr>
-          <w:hyperlink w:anchor="_Toc71666266" w:history="1">
+          <w:hyperlink w:anchor="_Toc229231205" w:history="1">
             <w:r>
               <w:rPr>
                 <w:rStyle w:val="Hyperlink"/>
@@ -4547,8 +4601,11 @@
               <w:rPr>
                 <w:rFonts w:ascii="Times New Roman" w:eastAsiaTheme="minorEastAsia" w:hAnsi="Times New Roman" w:cs="Times New Roman"/>
                 <w:noProof/>
-                <w:sz w:val="26"/>
-                <w:szCs w:val="26"/>
+                <w:kern w:val="2"/>
+                <w:sz w:val="26"/>
+                <w:szCs w:val="26"/>
+                <w:lang w:eastAsia="zh-CN"/>
+                <w14:ligatures w14:val="standardContextual"/>
               </w:rPr>
               <w:tab/>
             </w:r>
@@ -4590,7 +4647,7 @@
                 <w:sz w:val="26"/>
                 <w:szCs w:val="26"/>
               </w:rPr>
-              <w:instrText xml:space="preserve"> PAGEREF _Toc71666266 \h </w:instrText>
+              <w:instrText xml:space="preserve"> PAGEREF _Toc229231205 \h </w:instrText>
             </w:r>
             <w:r>
               <w:rPr>
@@ -4619,7 +4676,7 @@
                 <w:sz w:val="26"/>
                 <w:szCs w:val="26"/>
               </w:rPr>
-              <w:t>6</w:t>
+              <w:t>2</w:t>
             </w:r>
             <w:r>
               <w:rPr>
@@ -4637,17 +4694,22 @@
           <w:pPr>
             <w:pStyle w:val="TOC2"/>
             <w:tabs>
-              <w:tab w:val="clear" w:pos="9678"/>
-              <w:tab w:val="right" w:leader="dot" w:pos="9072"/>
+              <w:tab w:val="clear" w:pos="709"/>
+              <w:tab w:val="left" w:pos="426"/>
             </w:tabs>
+            <w:spacing w:after="0" w:line="360" w:lineRule="auto"/>
+            <w:ind w:left="0"/>
             <w:rPr>
               <w:rFonts w:ascii="Times New Roman" w:eastAsiaTheme="minorEastAsia" w:hAnsi="Times New Roman" w:cs="Times New Roman"/>
               <w:noProof/>
+              <w:kern w:val="2"/>
               <w:sz w:val="26"/>
               <w:szCs w:val="26"/>
+              <w:lang w:eastAsia="zh-CN"/>
+              <w14:ligatures w14:val="standardContextual"/>
             </w:rPr>
           </w:pPr>
-          <w:hyperlink w:anchor="_Toc71666267" w:history="1">
+          <w:hyperlink w:anchor="_Toc229231206" w:history="1">
             <w:r>
               <w:rPr>
                 <w:rStyle w:val="Hyperlink"/>
@@ -4662,8 +4724,11 @@
               <w:rPr>
                 <w:rFonts w:ascii="Times New Roman" w:eastAsiaTheme="minorEastAsia" w:hAnsi="Times New Roman" w:cs="Times New Roman"/>
                 <w:noProof/>
-                <w:sz w:val="26"/>
-                <w:szCs w:val="26"/>
+                <w:kern w:val="2"/>
+                <w:sz w:val="26"/>
+                <w:szCs w:val="26"/>
+                <w:lang w:eastAsia="zh-CN"/>
+                <w14:ligatures w14:val="standardContextual"/>
               </w:rPr>
               <w:tab/>
             </w:r>
@@ -4705,7 +4770,7 @@
                 <w:sz w:val="26"/>
                 <w:szCs w:val="26"/>
               </w:rPr>
-              <w:instrText xml:space="preserve"> PAGEREF _Toc71666267 \h </w:instrText>
+              <w:instrText xml:space="preserve"> PAGEREF _Toc229231206 \h </w:instrText>
             </w:r>
             <w:r>
               <w:rPr>
@@ -4734,7 +4799,7 @@
                 <w:sz w:val="26"/>
                 <w:szCs w:val="26"/>
               </w:rPr>
-              <w:t>8</w:t>
+              <w:t>4</w:t>
             </w:r>
             <w:r>
               <w:rPr>
@@ -4752,17 +4817,22 @@
           <w:pPr>
             <w:pStyle w:val="TOC2"/>
             <w:tabs>
-              <w:tab w:val="clear" w:pos="9678"/>
-              <w:tab w:val="right" w:leader="dot" w:pos="9072"/>
+              <w:tab w:val="clear" w:pos="709"/>
+              <w:tab w:val="left" w:pos="426"/>
             </w:tabs>
+            <w:spacing w:after="0" w:line="360" w:lineRule="auto"/>
+            <w:ind w:left="0"/>
             <w:rPr>
               <w:rFonts w:ascii="Times New Roman" w:eastAsiaTheme="minorEastAsia" w:hAnsi="Times New Roman" w:cs="Times New Roman"/>
               <w:noProof/>
+              <w:kern w:val="2"/>
               <w:sz w:val="26"/>
               <w:szCs w:val="26"/>
+              <w:lang w:eastAsia="zh-CN"/>
+              <w14:ligatures w14:val="standardContextual"/>
             </w:rPr>
           </w:pPr>
-          <w:hyperlink w:anchor="_Toc71666268" w:history="1">
+          <w:hyperlink w:anchor="_Toc229231207" w:history="1">
             <w:r>
               <w:rPr>
                 <w:rStyle w:val="Hyperlink"/>
@@ -4777,8 +4847,11 @@
               <w:rPr>
                 <w:rFonts w:ascii="Times New Roman" w:eastAsiaTheme="minorEastAsia" w:hAnsi="Times New Roman" w:cs="Times New Roman"/>
                 <w:noProof/>
-                <w:sz w:val="26"/>
-                <w:szCs w:val="26"/>
+                <w:kern w:val="2"/>
+                <w:sz w:val="26"/>
+                <w:szCs w:val="26"/>
+                <w:lang w:eastAsia="zh-CN"/>
+                <w14:ligatures w14:val="standardContextual"/>
               </w:rPr>
               <w:tab/>
             </w:r>
@@ -4820,7 +4893,7 @@
                 <w:sz w:val="26"/>
                 <w:szCs w:val="26"/>
               </w:rPr>
-              <w:instrText xml:space="preserve"> PAGEREF _Toc71666268 \h </w:instrText>
+              <w:instrText xml:space="preserve"> PAGEREF _Toc229231207 \h </w:instrText>
             </w:r>
             <w:r>
               <w:rPr>
@@ -4849,7 +4922,7 @@
                 <w:sz w:val="26"/>
                 <w:szCs w:val="26"/>
               </w:rPr>
-              <w:t>8</w:t>
+              <w:t>4</w:t>
             </w:r>
             <w:r>
               <w:rPr>
@@ -4867,15 +4940,22 @@
           <w:pPr>
             <w:pStyle w:val="TOC2"/>
             <w:tabs>
-              <w:tab w:val="clear" w:pos="9678"/>
-              <w:tab w:val="right" w:leader="dot" w:pos="9072"/>
+              <w:tab w:val="clear" w:pos="709"/>
+              <w:tab w:val="left" w:pos="426"/>
             </w:tabs>
+            <w:spacing w:after="0" w:line="360" w:lineRule="auto"/>
+            <w:ind w:left="0"/>
             <w:rPr>
-              <w:rFonts w:eastAsiaTheme="minorEastAsia"/>
+              <w:rFonts w:ascii="Times New Roman" w:eastAsiaTheme="minorEastAsia" w:hAnsi="Times New Roman" w:cs="Times New Roman"/>
               <w:noProof/>
+              <w:kern w:val="2"/>
+              <w:sz w:val="26"/>
+              <w:szCs w:val="26"/>
+              <w:lang w:eastAsia="zh-CN"/>
+              <w14:ligatures w14:val="standardContextual"/>
             </w:rPr>
           </w:pPr>
-          <w:hyperlink w:anchor="_Toc71666269" w:history="1">
+          <w:hyperlink w:anchor="_Toc229231208" w:history="1">
             <w:r>
               <w:rPr>
                 <w:rStyle w:val="Hyperlink"/>
@@ -4890,8 +4970,11 @@
               <w:rPr>
                 <w:rFonts w:ascii="Times New Roman" w:eastAsiaTheme="minorEastAsia" w:hAnsi="Times New Roman" w:cs="Times New Roman"/>
                 <w:noProof/>
-                <w:sz w:val="26"/>
-                <w:szCs w:val="26"/>
+                <w:kern w:val="2"/>
+                <w:sz w:val="26"/>
+                <w:szCs w:val="26"/>
+                <w:lang w:eastAsia="zh-CN"/>
+                <w14:ligatures w14:val="standardContextual"/>
               </w:rPr>
               <w:tab/>
             </w:r>
@@ -4933,7 +5016,7 @@
                 <w:sz w:val="26"/>
                 <w:szCs w:val="26"/>
               </w:rPr>
-              <w:instrText xml:space="preserve"> PAGEREF _Toc71666269 \h </w:instrText>
+              <w:instrText xml:space="preserve"> PAGEREF _Toc229231208 \h </w:instrText>
             </w:r>
             <w:r>
               <w:rPr>
@@ -4962,7 +5045,7 @@
                 <w:sz w:val="26"/>
                 <w:szCs w:val="26"/>
               </w:rPr>
-              <w:t>8</w:t>
+              <w:t>4</w:t>
             </w:r>
             <w:r>
               <w:rPr>
@@ -4981,6 +5064,7 @@
             <w:tabs>
               <w:tab w:val="right" w:leader="dot" w:pos="9072"/>
             </w:tabs>
+            <w:spacing w:after="0" w:line="360" w:lineRule="auto"/>
           </w:pPr>
           <w:r>
             <w:rPr>
@@ -5023,8 +5107,34 @@
           <w:sz w:val="26"/>
           <w:szCs w:val="26"/>
         </w:rPr>
+        <w:sectPr>
+          <w:headerReference w:type="default" r:id="rId9"/>
+          <w:footerReference w:type="default" r:id="rId10"/>
+          <w:pgSz w:w="11907" w:h="16839" w:code="9"/>
+          <w:pgMar w:top="1418" w:right="1134" w:bottom="1418" w:left="1701" w:header="720" w:footer="720" w:gutter="0"/>
+          <w:pgNumType w:start="1"/>
+          <w:cols w:space="720"/>
+          <w:docGrid w:linePitch="360"/>
+        </w:sectPr>
       </w:pPr>
-      <w:bookmarkStart w:id="0" w:name="_Toc71666261"/>
+    </w:p>
+    <w:p>
+      <w:pPr>
+        <w:pStyle w:val="ListParagraph"/>
+        <w:numPr>
+          <w:ilvl w:val="0"/>
+          <w:numId w:val="1"/>
+        </w:numPr>
+        <w:spacing w:after="0" w:line="360" w:lineRule="auto"/>
+        <w:outlineLvl w:val="0"/>
+        <w:rPr>
+          <w:rFonts w:ascii="Times New Roman" w:hAnsi="Times New Roman" w:cs="Times New Roman"/>
+          <w:b/>
+          <w:sz w:val="26"/>
+          <w:szCs w:val="26"/>
+        </w:rPr>
+      </w:pPr>
+      <w:bookmarkStart w:id="0" w:name="_Toc229231200"/>
       <w:r>
         <w:rPr>
           <w:rFonts w:ascii="Times New Roman" w:hAnsi="Times New Roman" w:cs="Times New Roman"/>
@@ -5053,7 +5163,7 @@
           <w:szCs w:val="26"/>
         </w:rPr>
       </w:pPr>
-      <w:bookmarkStart w:id="1" w:name="_Toc71666262"/>
+      <w:bookmarkStart w:id="1" w:name="_Toc229231201"/>
       <w:r>
         <w:rPr>
           <w:rFonts w:ascii="Times New Roman" w:hAnsi="Times New Roman" w:cs="Times New Roman"/>
@@ -5145,7 +5255,7 @@
           <w:szCs w:val="26"/>
         </w:rPr>
       </w:pPr>
-      <w:bookmarkStart w:id="2" w:name="_Toc71666263"/>
+      <w:bookmarkStart w:id="2" w:name="_Toc229231202"/>
       <w:r>
         <w:rPr>
           <w:rFonts w:ascii="Times New Roman" w:hAnsi="Times New Roman" w:cs="Times New Roman"/>
@@ -5197,7 +5307,7 @@
           <w:szCs w:val="26"/>
         </w:rPr>
       </w:pPr>
-      <w:bookmarkStart w:id="3" w:name="_Toc71666264"/>
+      <w:bookmarkStart w:id="3" w:name="_Toc229231203"/>
       <w:r>
         <w:rPr>
           <w:rFonts w:ascii="Times New Roman" w:hAnsi="Times New Roman" w:cs="Times New Roman"/>
@@ -5225,7 +5335,7 @@
           <w:szCs w:val="26"/>
         </w:rPr>
       </w:pPr>
-      <w:bookmarkStart w:id="4" w:name="_Toc71666265"/>
+      <w:bookmarkStart w:id="4" w:name="_Toc229231204"/>
       <w:r>
         <w:rPr>
           <w:rFonts w:ascii="Times New Roman" w:hAnsi="Times New Roman" w:cs="Times New Roman"/>
@@ -6316,7 +6426,7 @@
           <w:szCs w:val="26"/>
         </w:rPr>
       </w:pPr>
-      <w:bookmarkStart w:id="10" w:name="_Toc71666266"/>
+      <w:bookmarkStart w:id="10" w:name="_Toc229231205"/>
       <w:r>
         <w:rPr>
           <w:rFonts w:ascii="Times New Roman" w:hAnsi="Times New Roman" w:cs="Times New Roman"/>
@@ -7542,7 +7652,6 @@
           <w:szCs w:val="26"/>
         </w:rPr>
       </w:pPr>
-      <w:bookmarkStart w:id="15" w:name="_Toc71666267"/>
       <w:r>
         <w:rPr>
           <w:rFonts w:ascii="Times New Roman" w:hAnsi="Times New Roman" w:cs="Times New Roman"/>
@@ -7568,6 +7677,7 @@
           <w:szCs w:val="26"/>
         </w:rPr>
       </w:pPr>
+      <w:bookmarkStart w:id="15" w:name="_Toc229231206"/>
       <w:r>
         <w:rPr>
           <w:rFonts w:ascii="Times New Roman" w:hAnsi="Times New Roman" w:cs="Times New Roman"/>
@@ -7954,7 +8064,7 @@
           <w:szCs w:val="26"/>
         </w:rPr>
       </w:pPr>
-      <w:bookmarkStart w:id="19" w:name="_Toc71666268"/>
+      <w:bookmarkStart w:id="19" w:name="_Toc229231207"/>
       <w:r>
         <w:rPr>
           <w:rFonts w:ascii="Times New Roman" w:hAnsi="Times New Roman" w:cs="Times New Roman"/>
@@ -8226,7 +8336,7 @@
           <w:szCs w:val="26"/>
         </w:rPr>
       </w:pPr>
-      <w:bookmarkStart w:id="23" w:name="_Toc71666269"/>
+      <w:bookmarkStart w:id="23" w:name="_Toc229231208"/>
       <w:r>
         <w:rPr>
           <w:rFonts w:ascii="Times New Roman" w:hAnsi="Times New Roman" w:cs="Times New Roman"/>
@@ -8498,8 +8608,7 @@
       </w:pPr>
     </w:p>
     <w:sectPr>
-      <w:headerReference w:type="default" r:id="rId9"/>
-      <w:footerReference w:type="default" r:id="rId10"/>
+      <w:footerReference w:type="default" r:id="rId11"/>
       <w:pgSz w:w="11907" w:h="16839" w:code="9"/>
       <w:pgMar w:top="1418" w:right="1134" w:bottom="1418" w:left="1701" w:header="720" w:footer="720" w:gutter="0"/>
       <w:pgNumType w:start="1"/>
@@ -8536,6 +8645,53 @@
 </file>
 
 <file path=word/footer1.xml><?xml version="1.0" encoding="utf-8"?>
+<w:ftr xmlns:wpc="http://schemas.microsoft.com/office/word/2010/wordprocessingCanvas" xmlns:cx="http://schemas.microsoft.com/office/drawing/2014/chartex" xmlns:cx1="http://schemas.microsoft.com/office/drawing/2015/9/8/chartex" xmlns:cx2="http://schemas.microsoft.com/office/drawing/2015/10/21/chartex" xmlns:cx3="http://schemas.microsoft.com/office/drawing/2016/5/9/chartex" xmlns:cx4="http://schemas.microsoft.com/office/drawing/2016/5/10/chartex" xmlns:cx5="http://schemas.microsoft.com/office/drawing/2016/5/11/chartex" xmlns:cx6="http://schemas.microsoft.com/office/drawing/2016/5/12/chartex" xmlns:cx7="http://schemas.microsoft.com/office/drawing/2016/5/13/chartex" xmlns:cx8="http://schemas.microsoft.com/office/drawing/2016/5/14/chartex" xmlns:mc="http://schemas.openxmlformats.org/markup-compatibility/2006" xmlns:aink="http://schemas.microsoft.com/office/drawing/2016/ink" xmlns:am3d="http://schemas.microsoft.com/office/drawing/2017/model3d" xmlns:o="urn:schemas-microsoft-com:office:office" xmlns:oel="http://schemas.microsoft.com/office/2019/extlst" xmlns:r="http://schemas.openxmlformats.org/officeDocument/2006/relationships" xmlns:m="http://schemas.openxmlformats.org/officeDocument/2006/math" xmlns:v="urn:schemas-microsoft-com:vml" xmlns:wp14="http://schemas.microsoft.com/office/word/2010/wordprocessingDrawing" xmlns:wp="http://schemas.openxmlformats.org/drawingml/2006/wordprocessingDrawing" xmlns:w10="urn:schemas-microsoft-com:office:word" xmlns:w="http://schemas.openxmlformats.org/wordprocessingml/2006/main" xmlns:w14="http://schemas.microsoft.com/office/word/2010/wordml" xmlns:w15="http://schemas.microsoft.com/office/word/2012/wordml" xmlns:w16cex="http://schemas.microsoft.com/office/word/2018/wordml/cex" xmlns:w16cid="http://schemas.microsoft.com/office/word/2016/wordml/cid" xmlns:w16="http://schemas.microsoft.com/office/word/2018/wordml" xmlns:w16du="http://schemas.microsoft.com/office/word/2023/wordml/word16du" xmlns:w16sdtdh="http://schemas.microsoft.com/office/word/2020/wordml/sdtdatahash" xmlns:w16sdtfl="http://schemas.microsoft.com/office/word/2024/wordml/sdtformatlock" xmlns:w16se="http://schemas.microsoft.com/office/word/2015/wordml/symex" xmlns:wpg="http://schemas.microsoft.com/office/word/2010/wordprocessingGroup" xmlns:wpi="http://schemas.microsoft.com/office/word/2010/wordprocessingInk" xmlns:wne="http://schemas.microsoft.com/office/word/2006/wordml" xmlns:wps="http://schemas.microsoft.com/office/word/2010/wordprocessingShape" mc:Ignorable="w14 w15 w16se w16cid w16 w16cex w16sdtdh w16sdtfl w16du wp14">
+  <w:p>
+    <w:pPr>
+      <w:pStyle w:val="Footer"/>
+      <w:pBdr>
+        <w:top w:val="thinThickSmallGap" w:sz="24" w:space="1" w:color="622423" w:themeColor="accent2" w:themeShade="7F"/>
+      </w:pBdr>
+      <w:rPr>
+        <w:rFonts w:asciiTheme="majorHAnsi" w:eastAsiaTheme="majorEastAsia" w:hAnsiTheme="majorHAnsi" w:cstheme="majorBidi"/>
+      </w:rPr>
+    </w:pPr>
+    <w:r>
+      <w:rPr>
+        <w:rFonts w:ascii="Times New Roman" w:eastAsia="Calibri" w:hAnsi="Times New Roman" w:cs="Times New Roman"/>
+        <w:sz w:val="26"/>
+        <w:szCs w:val="26"/>
+      </w:rPr>
+      <w:t>Configuration management Document</w:t>
+    </w:r>
+    <w:r>
+      <w:rPr>
+        <w:rFonts w:asciiTheme="majorHAnsi" w:eastAsiaTheme="majorEastAsia" w:hAnsiTheme="majorHAnsi" w:cstheme="majorBidi"/>
+      </w:rPr>
+      <w:t xml:space="preserve"> </w:t>
+    </w:r>
+    <w:r>
+      <w:rPr>
+        <w:rFonts w:asciiTheme="majorHAnsi" w:eastAsiaTheme="majorEastAsia" w:hAnsiTheme="majorHAnsi" w:cstheme="majorBidi"/>
+      </w:rPr>
+      <w:ptab w:relativeTo="margin" w:alignment="right" w:leader="none"/>
+    </w:r>
+    <w:r>
+      <w:rPr>
+        <w:rFonts w:asciiTheme="majorHAnsi" w:eastAsiaTheme="majorEastAsia" w:hAnsiTheme="majorHAnsi" w:cstheme="majorBidi"/>
+      </w:rPr>
+      <w:t xml:space="preserve"> </w:t>
+    </w:r>
+  </w:p>
+  <w:p>
+    <w:pPr>
+      <w:pStyle w:val="Footer"/>
+    </w:pPr>
+  </w:p>
+</w:ftr>
+</file>
+
+<file path=word/footer2.xml><?xml version="1.0" encoding="utf-8"?>
 <w:ftr xmlns:wpc="http://schemas.microsoft.com/office/word/2010/wordprocessingCanvas" xmlns:cx="http://schemas.microsoft.com/office/drawing/2014/chartex" xmlns:cx1="http://schemas.microsoft.com/office/drawing/2015/9/8/chartex" xmlns:cx2="http://schemas.microsoft.com/office/drawing/2015/10/21/chartex" xmlns:cx3="http://schemas.microsoft.com/office/drawing/2016/5/9/chartex" xmlns:cx4="http://schemas.microsoft.com/office/drawing/2016/5/10/chartex" xmlns:cx5="http://schemas.microsoft.com/office/drawing/2016/5/11/chartex" xmlns:cx6="http://schemas.microsoft.com/office/drawing/2016/5/12/chartex" xmlns:cx7="http://schemas.microsoft.com/office/drawing/2016/5/13/chartex" xmlns:cx8="http://schemas.microsoft.com/office/drawing/2016/5/14/chartex" xmlns:mc="http://schemas.openxmlformats.org/markup-compatibility/2006" xmlns:aink="http://schemas.microsoft.com/office/drawing/2016/ink" xmlns:am3d="http://schemas.microsoft.com/office/drawing/2017/model3d" xmlns:o="urn:schemas-microsoft-com:office:office" xmlns:oel="http://schemas.microsoft.com/office/2019/extlst" xmlns:r="http://schemas.openxmlformats.org/officeDocument/2006/relationships" xmlns:m="http://schemas.openxmlformats.org/officeDocument/2006/math" xmlns:v="urn:schemas-microsoft-com:vml" xmlns:wp14="http://schemas.microsoft.com/office/word/2010/wordprocessingDrawing" xmlns:wp="http://schemas.openxmlformats.org/drawingml/2006/wordprocessingDrawing" xmlns:w10="urn:schemas-microsoft-com:office:word" xmlns:w="http://schemas.openxmlformats.org/wordprocessingml/2006/main" xmlns:w14="http://schemas.microsoft.com/office/word/2010/wordml" xmlns:w15="http://schemas.microsoft.com/office/word/2012/wordml" xmlns:w16cex="http://schemas.microsoft.com/office/word/2018/wordml/cex" xmlns:w16cid="http://schemas.microsoft.com/office/word/2016/wordml/cid" xmlns:w16="http://schemas.microsoft.com/office/word/2018/wordml" xmlns:w16du="http://schemas.microsoft.com/office/word/2023/wordml/word16du" xmlns:w16sdtdh="http://schemas.microsoft.com/office/word/2020/wordml/sdtdatahash" xmlns:w16sdtfl="http://schemas.microsoft.com/office/word/2024/wordml/sdtformatlock" xmlns:w16se="http://schemas.microsoft.com/office/word/2015/wordml/symex" xmlns:wpg="http://schemas.microsoft.com/office/word/2010/wordprocessingGroup" xmlns:wpi="http://schemas.microsoft.com/office/word/2010/wordprocessingInk" xmlns:wne="http://schemas.microsoft.com/office/word/2006/wordml" xmlns:wps="http://schemas.microsoft.com/office/word/2010/wordprocessingShape" mc:Ignorable="w14 w15 w16se w16cid w16 w16cex w16sdtdh w16sdtfl w16du wp14">
   <w:p>
     <w:pPr>
